--- a/klagomål/A 136-2025 FSC-klagomål.docx
+++ b/klagomål/A 136-2025 FSC-klagomål.docx
@@ -1623,7 +1623,7 @@
     <w:r>
       <w:tab/>
       <w:tab/>
-      <w:t>2026-09-14</w:t>
+      <w:t>2026-09-15</w:t>
       <w:br/>
       <w:br/>
     </w:r>

--- a/klagomål/A 136-2025 FSC-klagomål.docx
+++ b/klagomål/A 136-2025 FSC-klagomål.docx
@@ -1623,7 +1623,7 @@
     <w:r>
       <w:tab/>
       <w:tab/>
-      <w:t>2026-09-15</w:t>
+      <w:t>2026-09-16</w:t>
       <w:br/>
       <w:br/>
     </w:r>

--- a/klagomål/A 136-2025 FSC-klagomål.docx
+++ b/klagomål/A 136-2025 FSC-klagomål.docx
@@ -1623,7 +1623,7 @@
     <w:r>
       <w:tab/>
       <w:tab/>
-      <w:t>2026-09-16</w:t>
+      <w:t>2026-09-17</w:t>
       <w:br/>
       <w:br/>
     </w:r>

--- a/klagomål/A 136-2025 FSC-klagomål.docx
+++ b/klagomål/A 136-2025 FSC-klagomål.docx
@@ -1623,7 +1623,7 @@
     <w:r>
       <w:tab/>
       <w:tab/>
-      <w:t>2026-09-17</w:t>
+      <w:t>2026-09-18</w:t>
       <w:br/>
       <w:br/>
     </w:r>

--- a/klagomål/A 136-2025 FSC-klagomål.docx
+++ b/klagomål/A 136-2025 FSC-klagomål.docx
@@ -1623,7 +1623,7 @@
     <w:r>
       <w:tab/>
       <w:tab/>
-      <w:t>2026-09-18</w:t>
+      <w:t>2026-09-19</w:t>
       <w:br/>
       <w:br/>
     </w:r>

--- a/klagomål/A 136-2025 FSC-klagomål.docx
+++ b/klagomål/A 136-2025 FSC-klagomål.docx
@@ -1623,7 +1623,7 @@
     <w:r>
       <w:tab/>
       <w:tab/>
-      <w:t>2026-09-19</w:t>
+      <w:t>2026-09-21</w:t>
       <w:br/>
       <w:br/>
     </w:r>

--- a/klagomål/A 136-2025 FSC-klagomål.docx
+++ b/klagomål/A 136-2025 FSC-klagomål.docx
@@ -178,7 +178,7 @@
       <w:r>
         <w:drawing>
           <wp:inline xmlns:a="http://schemas.openxmlformats.org/drawingml/2006/main" xmlns:pic="http://schemas.openxmlformats.org/drawingml/2006/picture">
-            <wp:extent cx="5486400" cy="3746212"/>
+            <wp:extent cx="5486400" cy="3855563"/>
             <wp:docPr id="1" name="Picture 1"/>
             <wp:cNvGraphicFramePr>
               <a:graphicFrameLocks noChangeAspect="1"/>
@@ -199,7 +199,7 @@
                   <pic:spPr>
                     <a:xfrm>
                       <a:off x="0" y="0"/>
-                      <a:ext cx="5486400" cy="3746212"/>
+                      <a:ext cx="5486400" cy="3855563"/>
                     </a:xfrm>
                     <a:prstGeom prst="rect"/>
                   </pic:spPr>
@@ -221,7 +221,7 @@
     </w:p>
     <w:p>
       <w:r>
-        <w:t>I och inom 22 meter från avverkningsanmälan finns fynd av 19 naturvårdsarter, varav 17 är rödlistade, 4 är fridlysta, 12 är typiska (T) och 1 är signalart (S): doftticka (VU, T, §8), garnlav (VU, T), knärot (VU, T, §8), blanksvart spiklav (NT), blågrå svartspik (NT), dropptaggsvamp (NT, T), dvärgbägarlav (NT, T), knottrig blåslav (NT, T), kolflarnlav (NT, T), lunglav (NT, T), motaggsvamp (NT, T), mörk kolflarnlav (NT), skarp dropptaggsvamp (NT), skrovellav (NT, T), talltita (NT, §4), vedflamlav (NT), violettgrå tagellav (NT, T), vedticka (S, T) och fläcknycklar (§8). Se Figur 1.</w:t>
+        <w:t>I och inom 22 meter från avverkningsanmälan finns fynd av 20 naturvårdsarter, varav 18 är rödlistade, 4 är fridlysta, 13 är typiska (T) och 1 är signalart (S): doftticka (VU, T, §8), garnlav (VU, T), knärot (VU, T, §8), blanksvart spiklav (NT), blågrå svartspik (NT), dropptaggsvamp (NT, T), dvärgbägarlav (NT, T), knottrig blåslav (NT, T), kolflarnlav (NT, T), lunglav (NT, T), motaggsvamp (NT, T), mörk kolflarnlav (NT), skarp dropptaggsvamp (NT), skrovellav (NT, T), talltita (NT, §4), vedflamlav (NT), vedskivlav (NT, T), violettgrå tagellav (NT, T), vedticka (S, T) och fläcknycklar (§8). Se Figur 1.</w:t>
       </w:r>
     </w:p>
     <w:p>
@@ -699,6 +699,26 @@
         <w:rPr>
           <w:b/>
         </w:rPr>
+        <w:t>Vedskivlav (NT)</w:t>
+      </w:r>
+      <w:r>
+        <w:t xml:space="preserve"> växer på gammal, torr, exponerad, hård kärnved av framförallt tall i naturskogsartade bestånd. Avverkning av tallskog av naturskogskaraktär med spår av återkommande bränder är ett hot. Mängden lämplig ved att växa på för vedskivlav minskar, dels på grund av naturlig nedbrytning men framförallt på grund av att de förstörs i samband med slutavverkningar, gallringar och markberedning. Tall- och blandbarrskogar av naturskogskaraktär med spår av återkommande bränder bör skyddas. Vedskivlav är typisk art för </w:t>
+      </w:r>
+      <w:r>
+        <w:rPr>
+          <w:i/>
+        </w:rPr>
+        <w:t>9010 Taiga</w:t>
+      </w:r>
+      <w:r>
+        <w:t xml:space="preserve"> (SLU Artdatabanken, 2024).</w:t>
+      </w:r>
+    </w:p>
+    <w:p>
+      <w:r>
+        <w:rPr>
+          <w:b/>
+        </w:rPr>
         <w:t>Violettgrå tagellav (NT)</w:t>
       </w:r>
       <w:r>
@@ -840,7 +860,7 @@
         <w:rPr>
           <w:i/>
         </w:rPr>
-        <w:t>I det avverkningsanmälda skogsområdet har 19 naturvårdsarter varav 17 rödlistade arter sina livsmiljöer och växtplatser.</w:t>
+        <w:t>I det avverkningsanmälda skogsområdet har 20 naturvårdsarter varav 18 rödlistade arter sina livsmiljöer och växtplatser.</w:t>
       </w:r>
     </w:p>
     <w:p>
@@ -1623,7 +1643,7 @@
     <w:r>
       <w:tab/>
       <w:tab/>
-      <w:t>2026-09-21</w:t>
+      <w:t>2026-09-23</w:t>
       <w:br/>
       <w:br/>
     </w:r>

--- a/klagomål/A 136-2025 FSC-klagomål.docx
+++ b/klagomål/A 136-2025 FSC-klagomål.docx
@@ -1643,7 +1643,7 @@
     <w:r>
       <w:tab/>
       <w:tab/>
-      <w:t>2026-09-23</w:t>
+      <w:t>2026-09-24</w:t>
       <w:br/>
       <w:br/>
     </w:r>

--- a/klagomål/A 136-2025 FSC-klagomål.docx
+++ b/klagomål/A 136-2025 FSC-klagomål.docx
@@ -1643,7 +1643,7 @@
     <w:r>
       <w:tab/>
       <w:tab/>
-      <w:t>2026-09-24</w:t>
+      <w:t>2026-09-25</w:t>
       <w:br/>
       <w:br/>
     </w:r>

--- a/klagomål/A 136-2025 FSC-klagomål.docx
+++ b/klagomål/A 136-2025 FSC-klagomål.docx
@@ -1643,7 +1643,7 @@
     <w:r>
       <w:tab/>
       <w:tab/>
-      <w:t>2026-09-25</w:t>
+      <w:t>2026-09-26</w:t>
       <w:br/>
       <w:br/>
     </w:r>

--- a/klagomål/A 136-2025 FSC-klagomål.docx
+++ b/klagomål/A 136-2025 FSC-klagomål.docx
@@ -1643,7 +1643,7 @@
     <w:r>
       <w:tab/>
       <w:tab/>
-      <w:t>2026-09-26</w:t>
+      <w:t>2026-09-27</w:t>
       <w:br/>
       <w:br/>
     </w:r>

--- a/klagomål/A 136-2025 FSC-klagomål.docx
+++ b/klagomål/A 136-2025 FSC-klagomål.docx
@@ -1643,7 +1643,7 @@
     <w:r>
       <w:tab/>
       <w:tab/>
-      <w:t>2026-09-27</w:t>
+      <w:t>2026-09-28</w:t>
       <w:br/>
       <w:br/>
     </w:r>

--- a/klagomål/A 136-2025 FSC-klagomål.docx
+++ b/klagomål/A 136-2025 FSC-klagomål.docx
@@ -1643,7 +1643,7 @@
     <w:r>
       <w:tab/>
       <w:tab/>
-      <w:t>2026-09-28</w:t>
+      <w:t>2026-09-29</w:t>
       <w:br/>
       <w:br/>
     </w:r>

--- a/klagomål/A 136-2025 FSC-klagomål.docx
+++ b/klagomål/A 136-2025 FSC-klagomål.docx
@@ -1643,7 +1643,7 @@
     <w:r>
       <w:tab/>
       <w:tab/>
-      <w:t>2026-09-29</w:t>
+      <w:t>2026-09-30</w:t>
       <w:br/>
       <w:br/>
     </w:r>

--- a/klagomål/A 136-2025 FSC-klagomål.docx
+++ b/klagomål/A 136-2025 FSC-klagomål.docx
@@ -1643,7 +1643,7 @@
     <w:r>
       <w:tab/>
       <w:tab/>
-      <w:t>2026-09-30</w:t>
+      <w:t>2026-10-01</w:t>
       <w:br/>
       <w:br/>
     </w:r>

--- a/klagomål/A 136-2025 FSC-klagomål.docx
+++ b/klagomål/A 136-2025 FSC-klagomål.docx
@@ -1643,7 +1643,7 @@
     <w:r>
       <w:tab/>
       <w:tab/>
-      <w:t>2026-10-01</w:t>
+      <w:t>2026-10-02</w:t>
       <w:br/>
       <w:br/>
     </w:r>

--- a/klagomål/A 136-2025 FSC-klagomål.docx
+++ b/klagomål/A 136-2025 FSC-klagomål.docx
@@ -1643,7 +1643,7 @@
     <w:r>
       <w:tab/>
       <w:tab/>
-      <w:t>2026-10-02</w:t>
+      <w:t>2026-10-03</w:t>
       <w:br/>
       <w:br/>
     </w:r>

--- a/klagomål/A 136-2025 FSC-klagomål.docx
+++ b/klagomål/A 136-2025 FSC-klagomål.docx
@@ -1643,7 +1643,7 @@
     <w:r>
       <w:tab/>
       <w:tab/>
-      <w:t>2026-10-03</w:t>
+      <w:t>2026-10-04</w:t>
       <w:br/>
       <w:br/>
     </w:r>

--- a/klagomål/A 136-2025 FSC-klagomål.docx
+++ b/klagomål/A 136-2025 FSC-klagomål.docx
@@ -1643,7 +1643,7 @@
     <w:r>
       <w:tab/>
       <w:tab/>
-      <w:t>2026-10-04</w:t>
+      <w:t>2026-10-05</w:t>
       <w:br/>
       <w:br/>
     </w:r>

--- a/klagomål/A 136-2025 FSC-klagomål.docx
+++ b/klagomål/A 136-2025 FSC-klagomål.docx
@@ -1643,7 +1643,7 @@
     <w:r>
       <w:tab/>
       <w:tab/>
-      <w:t>2026-10-05</w:t>
+      <w:t>2026-10-06</w:t>
       <w:br/>
       <w:br/>
     </w:r>

--- a/klagomål/A 136-2025 FSC-klagomål.docx
+++ b/klagomål/A 136-2025 FSC-klagomål.docx
@@ -1643,7 +1643,7 @@
     <w:r>
       <w:tab/>
       <w:tab/>
-      <w:t>2026-10-06</w:t>
+      <w:t>2026-10-07</w:t>
       <w:br/>
       <w:br/>
     </w:r>

--- a/klagomål/A 136-2025 FSC-klagomål.docx
+++ b/klagomål/A 136-2025 FSC-klagomål.docx
@@ -1643,7 +1643,7 @@
     <w:r>
       <w:tab/>
       <w:tab/>
-      <w:t>2026-10-07</w:t>
+      <w:t>2026-10-08</w:t>
       <w:br/>
       <w:br/>
     </w:r>

--- a/klagomål/A 136-2025 FSC-klagomål.docx
+++ b/klagomål/A 136-2025 FSC-klagomål.docx
@@ -1643,7 +1643,7 @@
     <w:r>
       <w:tab/>
       <w:tab/>
-      <w:t>2026-10-08</w:t>
+      <w:t>2026-10-09</w:t>
       <w:br/>
       <w:br/>
     </w:r>

--- a/klagomål/A 136-2025 FSC-klagomål.docx
+++ b/klagomål/A 136-2025 FSC-klagomål.docx
@@ -1643,7 +1643,7 @@
     <w:r>
       <w:tab/>
       <w:tab/>
-      <w:t>2026-10-09</w:t>
+      <w:t>2026-10-10</w:t>
       <w:br/>
       <w:br/>
     </w:r>

--- a/klagomål/A 136-2025 FSC-klagomål.docx
+++ b/klagomål/A 136-2025 FSC-klagomål.docx
@@ -1643,7 +1643,7 @@
     <w:r>
       <w:tab/>
       <w:tab/>
-      <w:t>2026-10-10</w:t>
+      <w:t>2026-10-11</w:t>
       <w:br/>
       <w:br/>
     </w:r>

--- a/klagomål/A 136-2025 FSC-klagomål.docx
+++ b/klagomål/A 136-2025 FSC-klagomål.docx
@@ -1643,7 +1643,7 @@
     <w:r>
       <w:tab/>
       <w:tab/>
-      <w:t>2026-10-11</w:t>
+      <w:t>2026-10-12</w:t>
       <w:br/>
       <w:br/>
     </w:r>

--- a/klagomål/A 136-2025 FSC-klagomål.docx
+++ b/klagomål/A 136-2025 FSC-klagomål.docx
@@ -1643,7 +1643,7 @@
     <w:r>
       <w:tab/>
       <w:tab/>
-      <w:t>2026-10-12</w:t>
+      <w:t>2026-10-13</w:t>
       <w:br/>
       <w:br/>
     </w:r>

--- a/klagomål/A 136-2025 FSC-klagomål.docx
+++ b/klagomål/A 136-2025 FSC-klagomål.docx
@@ -1643,7 +1643,7 @@
     <w:r>
       <w:tab/>
       <w:tab/>
-      <w:t>2026-10-13</w:t>
+      <w:t>2026-10-14</w:t>
       <w:br/>
       <w:br/>
     </w:r>

--- a/klagomål/A 136-2025 FSC-klagomål.docx
+++ b/klagomål/A 136-2025 FSC-klagomål.docx
@@ -1643,7 +1643,7 @@
     <w:r>
       <w:tab/>
       <w:tab/>
-      <w:t>2026-10-14</w:t>
+      <w:t>2026-10-15</w:t>
       <w:br/>
       <w:br/>
     </w:r>

--- a/klagomål/A 136-2025 FSC-klagomål.docx
+++ b/klagomål/A 136-2025 FSC-klagomål.docx
@@ -1643,7 +1643,7 @@
     <w:r>
       <w:tab/>
       <w:tab/>
-      <w:t>2026-10-15</w:t>
+      <w:t>2026-10-16</w:t>
       <w:br/>
       <w:br/>
     </w:r>

--- a/klagomål/A 136-2025 FSC-klagomål.docx
+++ b/klagomål/A 136-2025 FSC-klagomål.docx
@@ -1643,7 +1643,7 @@
     <w:r>
       <w:tab/>
       <w:tab/>
-      <w:t>2026-10-16</w:t>
+      <w:t>2026-10-17</w:t>
       <w:br/>
       <w:br/>
     </w:r>

--- a/klagomål/A 136-2025 FSC-klagomål.docx
+++ b/klagomål/A 136-2025 FSC-klagomål.docx
@@ -1643,7 +1643,7 @@
     <w:r>
       <w:tab/>
       <w:tab/>
-      <w:t>2026-10-17</w:t>
+      <w:t>2026-10-18</w:t>
       <w:br/>
       <w:br/>
     </w:r>

--- a/klagomål/A 136-2025 FSC-klagomål.docx
+++ b/klagomål/A 136-2025 FSC-klagomål.docx
@@ -1643,7 +1643,7 @@
     <w:r>
       <w:tab/>
       <w:tab/>
-      <w:t>2026-10-18</w:t>
+      <w:t>2026-10-19</w:t>
       <w:br/>
       <w:br/>
     </w:r>

--- a/klagomål/A 136-2025 FSC-klagomål.docx
+++ b/klagomål/A 136-2025 FSC-klagomål.docx
@@ -1643,7 +1643,7 @@
     <w:r>
       <w:tab/>
       <w:tab/>
-      <w:t>2026-10-19</w:t>
+      <w:t>2026-10-20</w:t>
       <w:br/>
       <w:br/>
     </w:r>

--- a/klagomål/A 136-2025 FSC-klagomål.docx
+++ b/klagomål/A 136-2025 FSC-klagomål.docx
@@ -1643,7 +1643,7 @@
     <w:r>
       <w:tab/>
       <w:tab/>
-      <w:t>2026-10-20</w:t>
+      <w:t>2026-10-21</w:t>
       <w:br/>
       <w:br/>
     </w:r>

--- a/klagomål/A 136-2025 FSC-klagomål.docx
+++ b/klagomål/A 136-2025 FSC-klagomål.docx
@@ -1643,7 +1643,7 @@
     <w:r>
       <w:tab/>
       <w:tab/>
-      <w:t>2026-10-21</w:t>
+      <w:t>2026-10-22</w:t>
       <w:br/>
       <w:br/>
     </w:r>

--- a/klagomål/A 136-2025 FSC-klagomål.docx
+++ b/klagomål/A 136-2025 FSC-klagomål.docx
@@ -1643,7 +1643,7 @@
     <w:r>
       <w:tab/>
       <w:tab/>
-      <w:t>2026-10-22</w:t>
+      <w:t>2026-10-23</w:t>
       <w:br/>
       <w:br/>
     </w:r>

--- a/klagomål/A 136-2025 FSC-klagomål.docx
+++ b/klagomål/A 136-2025 FSC-klagomål.docx
@@ -1643,7 +1643,7 @@
     <w:r>
       <w:tab/>
       <w:tab/>
-      <w:t>2026-10-23</w:t>
+      <w:t>2026-10-24</w:t>
       <w:br/>
       <w:br/>
     </w:r>

--- a/klagomål/A 136-2025 FSC-klagomål.docx
+++ b/klagomål/A 136-2025 FSC-klagomål.docx
@@ -1643,7 +1643,7 @@
     <w:r>
       <w:tab/>
       <w:tab/>
-      <w:t>2026-10-24</w:t>
+      <w:t>2026-10-25</w:t>
       <w:br/>
       <w:br/>
     </w:r>

--- a/klagomål/A 136-2025 FSC-klagomål.docx
+++ b/klagomål/A 136-2025 FSC-klagomål.docx
@@ -1643,7 +1643,7 @@
     <w:r>
       <w:tab/>
       <w:tab/>
-      <w:t>2026-10-25</w:t>
+      <w:t>2026-10-26</w:t>
       <w:br/>
       <w:br/>
     </w:r>

--- a/klagomål/A 136-2025 FSC-klagomål.docx
+++ b/klagomål/A 136-2025 FSC-klagomål.docx
@@ -1643,7 +1643,7 @@
     <w:r>
       <w:tab/>
       <w:tab/>
-      <w:t>2026-10-26</w:t>
+      <w:t>2026-10-27</w:t>
       <w:br/>
       <w:br/>
     </w:r>

--- a/klagomål/A 136-2025 FSC-klagomål.docx
+++ b/klagomål/A 136-2025 FSC-klagomål.docx
@@ -1643,7 +1643,7 @@
     <w:r>
       <w:tab/>
       <w:tab/>
-      <w:t>2026-10-27</w:t>
+      <w:t>2026-10-28</w:t>
       <w:br/>
       <w:br/>
     </w:r>

--- a/klagomål/A 136-2025 FSC-klagomål.docx
+++ b/klagomål/A 136-2025 FSC-klagomål.docx
@@ -1643,7 +1643,7 @@
     <w:r>
       <w:tab/>
       <w:tab/>
-      <w:t>2026-10-28</w:t>
+      <w:t>2026-10-29</w:t>
       <w:br/>
       <w:br/>
     </w:r>

--- a/klagomål/A 136-2025 FSC-klagomål.docx
+++ b/klagomål/A 136-2025 FSC-klagomål.docx
@@ -1643,7 +1643,7 @@
     <w:r>
       <w:tab/>
       <w:tab/>
-      <w:t>2026-10-29</w:t>
+      <w:t>2026-10-31</w:t>
       <w:br/>
       <w:br/>
     </w:r>
